--- a/.playwright-mcp/PLSD-2025-013-MY-HOME-STORE-SAS.docx
+++ b/.playwright-mcp/PLSD-2025-013-MY-HOME-STORE-SAS.docx
@@ -91,7 +91,7 @@
               </w:rPr>
             </w:pPr>
             <w:r>
-              <w:t>Fecha de la Solicitud de Desembolso: 13 de diciembre de 2025</w:t>
+              <w:t>Fecha de la Solicitud de Desembolso: 15 de diciembre de 2025</w:t>
             </w:r>
           </w:p>
         </w:tc>

--- a/.playwright-mcp/PLSD-2025-013-MY-HOME-STORE-SAS.docx
+++ b/.playwright-mcp/PLSD-2025-013-MY-HOME-STORE-SAS.docx
@@ -91,7 +91,7 @@
               </w:rPr>
             </w:pPr>
             <w:r>
-              <w:t>Fecha de la Solicitud de Desembolso: 15 de diciembre de 2025</w:t>
+              <w:t>Fecha de la Solicitud de Desembolso: 16 de diciembre de 2025</w:t>
             </w:r>
           </w:p>
         </w:tc>
